--- a/docs/paper/unified_manuscript/plant_direct/Plant_Direct_manuscript.docx
+++ b/docs/paper/unified_manuscript/plant_direct/Plant_Direct_manuscript.docx
@@ -8032,12 +8032,12 @@
         <w:pStyle w:val="Heading1"/>
       </w:pPr>
       <w:r>
-        <w:t>Data and Code Availability</w:t>
+        <w:t>Data Availability</w:t>
       </w:r>
     </w:p>
     <w:p>
       <w:r>
-        <w:t>All analyzed sequencing data are public under PRJNA830488/GSE201243, PRJNA450886, PRJNA922966/GSE222651, PRJNA922965/GSE222650, and PRJNA1090613/GSE262200. Supplementary Tables S1-S18, Figures S1-S3, and tab-separated figure source data are archived under CC BY 4.0 at https://doi.org/10.5281/zenodo.22240717. The registered protocol, workflow code, and computational environment files are available at https://github.com/ericzhuang2010/lychee.</w:t>
+        <w:t>All analyzed sequencing data are public under PRJNA830488/GSE201243, PRJNA450886, PRJNA922966/GSE222651, PRJNA922965/GSE222650, and PRJNA1090613/GSE262200. Supplementary Tables S1-S18, Figures S1-S3, and tab-separated figure source data are archived under CC BY 4.0 at https://doi.org/10.5281/zenodo.22240717.</w:t>
       </w:r>
     </w:p>
     <w:p>
